--- a/files/YaoZHIhu/姚勇文章目录/13《我的大叔》：没离婚也没和至安在一起/13《我的大叔》：没离婚也没和至安在一起.docx
+++ b/files/YaoZHIhu/姚勇文章目录/13《我的大叔》：没离婚也没和至安在一起/13《我的大叔》：没离婚也没和至安在一起.docx
@@ -12,7 +12,7 @@
           <w:b/>
           <w:sz w:val="36"/>
         </w:rPr>
-        <w:t>《我的大叔》：没离婚也没和至安在一起</w:t>
+        <w:t>13《我的大叔》：没离婚也没和至安在一起</w:t>
       </w:r>
     </w:p>
     <w:p>
